--- a/docs/01_เอกสารโครงงาน/mju376-407.docx
+++ b/docs/01_เอกสารโครงงาน/mju376-407.docx
@@ -5495,7 +5495,7 @@
         <w:noBreakHyphen/>
         <w:t xml:space="preserve">pro สำหรับ​แปลง​อักษร​จีน​เป็น​พินอิน และ supabase</w:t>
         <w:noBreakHyphen/>
-        <w:t xml:space="preserve">js สำหรับ​เชื่อมต่อ​ฐานข้อมูล ส่วน​หลังบ้าน​พัฒนา​ด้วย FastAPI และ​ไลบรารี psycopg รุ่น 3 การ​เตรียม​ข้อมูล​ใช้​สคริปต์​ภาษา Python สำหรับ​สร้าง​คลัง​คำศัพท์ สร้าง​ไฟล์​เสียง และ​สร้าง​ข้อมูล​ตั้งต้น​ของ​หน่วยความรู้ ระบบ​นำ​ขึ้น​ใช้งาน (deploy) โดยอัตโนมัติ​ทุกครั้งที่​มี​การ​ส่ง​โค้ด​เข้า​คลัง​โค้ด (repository) แบบฝึก​ที่​ใช้​เนื้อหา​ที่​ยัง​ไม่​ผ่าน​การ​ตรวจ​มี​ป้าย​ระบุ​สถานะ​กำกับ​ไว้​บน​เมนู​และ​ใน​หน้า​แบบฝึก และ​มี​การ​ตั้งค่า​สำหรับ​ซ่อน​แบบฝึก​เหล่านี้​ออกจาก​เมนู​ใน​รอบ​ทดลอง​กับ​ผู้เรียน โครงงาน​นี้​ใช้​ปัญญาประดิษฐ์​ช่วย​ร่าง​คำแปล ประโยค​ตัวอย่าง บทสนทนา​และ​คู่​ถาม-ตอบ​สำหรับ​ทดลอง​หน้าจอ การ​จัด​หมวด คลัง​ข้อผิด รวมทั้ง​คำอธิบาย​ข้อผิด​และ​ป้ายชื่อ​หน่วยความรู้​สำหรับ​ผู้เรียน โดย​ทุก​ชิ้น​ต้อง​ผ่าน​ผู้ตรวจ​ด้าน​ภาษาจีน​ก่อน​นำไปใช้​กับ​ผู้เรียน</w:t>
+        <w:t xml:space="preserve">js สำหรับ​เชื่อมต่อ​ฐานข้อมูล ส่วน​หลังบ้าน​พัฒนา​ด้วย FastAPI และ​ไลบรารี psycopg รุ่น 3 การ​เตรียม​ข้อมูล​ใช้​สคริปต์​ภาษา Python สำหรับ​สร้าง​คลัง​คำศัพท์ สร้าง​ไฟล์​เสียง และ​สร้าง​ข้อมูล​ตั้งต้น​ของ​หน่วยความรู้ ระบบ​นำ​ขึ้น​ใช้งาน (deploy) โดยอัตโนมัติ​ทุกครั้งที่​มี​การ​ส่ง​โค้ด​เข้า​คลัง​โค้ด (repository) แบบฝึก​ที่​ใช้​เนื้อหา​ที่​ยัง​ไม่​ผ่าน​การ​ตรวจ​มี​ป้าย​ระบุ​สถานะ​กำกับ​ไว้​บน​เมนู และ​มี​การ​ตั้งค่า​สำหรับ​ซ่อน​แบบฝึก​เหล่านี้​ออกจาก​เมนู​ใน​รอบ​ทดลอง​กับ​ผู้เรียน โครงงาน​นี้​ใช้​ปัญญาประดิษฐ์​ช่วย​ร่าง​คำแปล ประโยค​ตัวอย่าง บทสนทนา​และ​คู่​ถาม-ตอบ​สำหรับ​ทดลอง​หน้าจอ การ​จัด​หมวด คลัง​ข้อผิด รวมทั้ง​คำอธิบาย​ข้อผิด​และ​ป้ายชื่อ​หน่วยความรู้​สำหรับ​ผู้เรียน โดย​ทุก​ชิ้น​ต้อง​ผ่าน​ผู้ตรวจ​ด้าน​ภาษาจีน​ก่อน​นำไปใช้​กับ​ผู้เรียน</w:t>
       </w:r>
     </w:p>
     <w:p>
